--- a/AnimalBeats/Documentación/Plan_de_Respaldo_Animalbeats.docx
+++ b/AnimalBeats/Documentación/Plan_de_Respaldo_Animalbeats.docx
@@ -2122,7 +2122,7 @@
     </w:p>
     <w:sdt>
       <w:sdtPr>
-        <w:id w:val="1584051865"/>
+        <w:id w:val="-714021557"/>
         <w:docPartObj>
           <w:docPartGallery w:val="Table of Contents"/>
           <w:docPartUnique w:val="1"/>
@@ -10050,43 +10050,351 @@
     </w:p>
     <w:p>
       <w:pPr>
-        <w:ind w:left="708" w:firstLine="0"/>
-        <w:rPr/>
-      </w:pPr>
-      <w:r>
-        <w:rPr>
-          <w:rtl w:val="0"/>
-        </w:rPr>
-      </w:r>
-    </w:p>
-    <w:p>
-      <w:pPr>
-        <w:ind w:left="708" w:firstLine="0"/>
-        <w:rPr/>
-      </w:pPr>
-      <w:r>
-        <w:rPr>
-          <w:rtl w:val="0"/>
-        </w:rPr>
-        <w:t xml:space="preserve">—------------------------------</w:t>
-      </w:r>
-    </w:p>
-    <w:p>
-      <w:pPr>
-        <w:ind w:left="708" w:firstLine="0"/>
-        <w:rPr/>
-      </w:pPr>
-      <w:r>
-        <w:rPr>
-          <w:rtl w:val="0"/>
-        </w:rPr>
-        <w:t xml:space="preserve">referentes si lo hizo usted mismo o un referente externos como bibliografía </w:t>
+        <w:pStyle w:val="Heading1"/>
+        <w:numPr>
+          <w:ilvl w:val="0"/>
+          <w:numId w:val="1"/>
+        </w:numPr>
+        <w:rPr>
+          <w:rFonts w:ascii="Arial" w:cs="Arial" w:eastAsia="Arial" w:hAnsi="Arial"/>
+          <w:color w:val="2f5496"/>
+          <w:sz w:val="32"/>
+          <w:szCs w:val="32"/>
+        </w:rPr>
+      </w:pPr>
+      <w:bookmarkStart w:colFirst="0" w:colLast="0" w:name="_heading=h.blhcaeudv8d" w:id="19"/>
+      <w:bookmarkEnd w:id="19"/>
+      <w:r>
+        <w:rPr>
+          <w:rtl w:val="0"/>
+        </w:rPr>
+        <w:t xml:space="preserve">Referencias  </w:t>
+      </w:r>
+    </w:p>
+    <w:p>
+      <w:pPr>
+        <w:numPr>
+          <w:ilvl w:val="0"/>
+          <w:numId w:val="3"/>
+        </w:numPr>
+        <w:spacing w:after="120" w:line="240" w:lineRule="auto"/>
+        <w:ind w:left="720" w:hanging="360"/>
+        <w:rPr>
+          <w:rFonts w:ascii="Arial" w:cs="Arial" w:eastAsia="Arial" w:hAnsi="Arial"/>
+        </w:rPr>
+      </w:pPr>
+      <w:r>
+        <w:rPr>
+          <w:rFonts w:ascii="Arial" w:cs="Arial" w:eastAsia="Arial" w:hAnsi="Arial"/>
+          <w:b w:val="1"/>
+          <w:bCs w:val="1"/>
+          <w:rtl w:val="0"/>
+        </w:rPr>
+        <w:t xml:space="preserve">Supabase. (2024). </w:t>
+      </w:r>
+      <w:r>
+        <w:rPr>
+          <w:rFonts w:ascii="Arial" w:cs="Arial" w:eastAsia="Arial" w:hAnsi="Arial"/>
+          <w:i w:val="1"/>
+          <w:iCs w:val="1"/>
+          <w:rtl w:val="0"/>
+        </w:rPr>
+        <w:t xml:space="preserve">Supabase Documentation: Database, Auth &amp; Edge Functions</w:t>
+      </w:r>
+      <w:r>
+        <w:rPr>
+          <w:rFonts w:ascii="Arial" w:cs="Arial" w:eastAsia="Arial" w:hAnsi="Arial"/>
+          <w:b w:val="1"/>
+          <w:bCs w:val="1"/>
+          <w:rtl w:val="0"/>
+        </w:rPr>
+        <w:t xml:space="preserve">.</w:t>
+      </w:r>
+      <w:r>
+        <w:rPr>
+          <w:rFonts w:ascii="Arial" w:cs="Arial" w:eastAsia="Arial" w:hAnsi="Arial"/>
+          <w:rtl w:val="0"/>
+        </w:rPr>
+        <w:br w:type="textWrapping"/>
+        <w:t xml:space="preserve">Disponible en: </w:t>
+      </w:r>
+      <w:hyperlink r:id="rId7">
+        <w:r>
+          <w:rPr>
+            <w:rFonts w:ascii="Arial" w:cs="Arial" w:eastAsia="Arial" w:hAnsi="Arial"/>
+            <w:color w:val="0563c1"/>
+            <w:u w:val="single"/>
+            <w:rtl w:val="0"/>
+          </w:rPr>
+          <w:t xml:space="preserve">https://supabase.com/docs</w:t>
+        </w:r>
+      </w:hyperlink>
+      <w:r>
+        <w:rPr>
+          <w:rtl w:val="0"/>
+        </w:rPr>
+      </w:r>
+    </w:p>
+    <w:p>
+      <w:pPr>
+        <w:numPr>
+          <w:ilvl w:val="0"/>
+          <w:numId w:val="3"/>
+        </w:numPr>
+        <w:spacing w:after="120" w:line="240" w:lineRule="auto"/>
+        <w:ind w:left="720" w:hanging="360"/>
+        <w:rPr>
+          <w:rFonts w:ascii="Arial" w:cs="Arial" w:eastAsia="Arial" w:hAnsi="Arial"/>
+        </w:rPr>
+      </w:pPr>
+      <w:r>
+        <w:rPr>
+          <w:rFonts w:ascii="Arial" w:cs="Arial" w:eastAsia="Arial" w:hAnsi="Arial"/>
+          <w:b w:val="1"/>
+          <w:bCs w:val="1"/>
+          <w:rtl w:val="0"/>
+        </w:rPr>
+        <w:t xml:space="preserve">Netlify. (2024). </w:t>
+      </w:r>
+      <w:r>
+        <w:rPr>
+          <w:rFonts w:ascii="Arial" w:cs="Arial" w:eastAsia="Arial" w:hAnsi="Arial"/>
+          <w:i w:val="1"/>
+          <w:iCs w:val="1"/>
+          <w:rtl w:val="0"/>
+        </w:rPr>
+        <w:t xml:space="preserve">Netlify Docs: Deploy &amp; Host Modern Web Projects</w:t>
+      </w:r>
+      <w:r>
+        <w:rPr>
+          <w:rFonts w:ascii="Arial" w:cs="Arial" w:eastAsia="Arial" w:hAnsi="Arial"/>
+          <w:b w:val="1"/>
+          <w:bCs w:val="1"/>
+          <w:rtl w:val="0"/>
+        </w:rPr>
+        <w:t xml:space="preserve">.</w:t>
+      </w:r>
+      <w:r>
+        <w:rPr>
+          <w:rFonts w:ascii="Arial" w:cs="Arial" w:eastAsia="Arial" w:hAnsi="Arial"/>
+          <w:rtl w:val="0"/>
+        </w:rPr>
+        <w:br w:type="textWrapping"/>
+        <w:t xml:space="preserve">Disponible en: </w:t>
+      </w:r>
+      <w:hyperlink r:id="rId8">
+        <w:r>
+          <w:rPr>
+            <w:rFonts w:ascii="Arial" w:cs="Arial" w:eastAsia="Arial" w:hAnsi="Arial"/>
+            <w:color w:val="0563c1"/>
+            <w:u w:val="single"/>
+            <w:rtl w:val="0"/>
+          </w:rPr>
+          <w:t xml:space="preserve">https://docs.netlify.com</w:t>
+        </w:r>
+      </w:hyperlink>
+      <w:r>
+        <w:rPr>
+          <w:rtl w:val="0"/>
+        </w:rPr>
+      </w:r>
+    </w:p>
+    <w:p>
+      <w:pPr>
+        <w:numPr>
+          <w:ilvl w:val="0"/>
+          <w:numId w:val="3"/>
+        </w:numPr>
+        <w:spacing w:after="120" w:line="240" w:lineRule="auto"/>
+        <w:ind w:left="720" w:hanging="360"/>
+        <w:rPr>
+          <w:rFonts w:ascii="Arial" w:cs="Arial" w:eastAsia="Arial" w:hAnsi="Arial"/>
+        </w:rPr>
+      </w:pPr>
+      <w:r>
+        <w:rPr>
+          <w:rFonts w:ascii="Arial" w:cs="Arial" w:eastAsia="Arial" w:hAnsi="Arial"/>
+          <w:b w:val="1"/>
+          <w:bCs w:val="1"/>
+          <w:rtl w:val="0"/>
+        </w:rPr>
+        <w:t xml:space="preserve">GitHub. (2024). </w:t>
+      </w:r>
+      <w:r>
+        <w:rPr>
+          <w:rFonts w:ascii="Arial" w:cs="Arial" w:eastAsia="Arial" w:hAnsi="Arial"/>
+          <w:i w:val="1"/>
+          <w:iCs w:val="1"/>
+          <w:rtl w:val="0"/>
+        </w:rPr>
+        <w:t xml:space="preserve">GitHub Documentation: Repositories, Pages &amp; Actions</w:t>
+      </w:r>
+      <w:r>
+        <w:rPr>
+          <w:rFonts w:ascii="Arial" w:cs="Arial" w:eastAsia="Arial" w:hAnsi="Arial"/>
+          <w:b w:val="1"/>
+          <w:bCs w:val="1"/>
+          <w:rtl w:val="0"/>
+        </w:rPr>
+        <w:t xml:space="preserve">.</w:t>
+      </w:r>
+      <w:r>
+        <w:rPr>
+          <w:rFonts w:ascii="Arial" w:cs="Arial" w:eastAsia="Arial" w:hAnsi="Arial"/>
+          <w:rtl w:val="0"/>
+        </w:rPr>
+        <w:br w:type="textWrapping"/>
+        <w:t xml:space="preserve">Disponible en: </w:t>
+      </w:r>
+      <w:hyperlink r:id="rId9">
+        <w:r>
+          <w:rPr>
+            <w:rFonts w:ascii="Arial" w:cs="Arial" w:eastAsia="Arial" w:hAnsi="Arial"/>
+            <w:color w:val="0563c1"/>
+            <w:u w:val="single"/>
+            <w:rtl w:val="0"/>
+          </w:rPr>
+          <w:t xml:space="preserve">https://docs.github.com</w:t>
+        </w:r>
+      </w:hyperlink>
+      <w:r>
+        <w:rPr>
+          <w:rtl w:val="0"/>
+        </w:rPr>
+      </w:r>
+    </w:p>
+    <w:p>
+      <w:pPr>
+        <w:numPr>
+          <w:ilvl w:val="0"/>
+          <w:numId w:val="3"/>
+        </w:numPr>
+        <w:spacing w:after="120" w:line="240" w:lineRule="auto"/>
+        <w:ind w:left="720" w:hanging="360"/>
+        <w:rPr>
+          <w:rFonts w:ascii="Arial" w:cs="Arial" w:eastAsia="Arial" w:hAnsi="Arial"/>
+        </w:rPr>
+      </w:pPr>
+      <w:r>
+        <w:rPr>
+          <w:rFonts w:ascii="Arial" w:cs="Arial" w:eastAsia="Arial" w:hAnsi="Arial"/>
+          <w:b w:val="1"/>
+          <w:bCs w:val="1"/>
+          <w:rtl w:val="0"/>
+        </w:rPr>
+        <w:t xml:space="preserve">Google. (2024). </w:t>
+      </w:r>
+      <w:r>
+        <w:rPr>
+          <w:rFonts w:ascii="Arial" w:cs="Arial" w:eastAsia="Arial" w:hAnsi="Arial"/>
+          <w:i w:val="1"/>
+          <w:iCs w:val="1"/>
+          <w:rtl w:val="0"/>
+        </w:rPr>
+        <w:t xml:space="preserve">Flutter Documentation: Build and Deploy for Web</w:t>
+      </w:r>
+      <w:r>
+        <w:rPr>
+          <w:rFonts w:ascii="Arial" w:cs="Arial" w:eastAsia="Arial" w:hAnsi="Arial"/>
+          <w:b w:val="1"/>
+          <w:bCs w:val="1"/>
+          <w:rtl w:val="0"/>
+        </w:rPr>
+        <w:t xml:space="preserve">.</w:t>
+      </w:r>
+      <w:r>
+        <w:rPr>
+          <w:rFonts w:ascii="Arial" w:cs="Arial" w:eastAsia="Arial" w:hAnsi="Arial"/>
+          <w:rtl w:val="0"/>
+        </w:rPr>
+        <w:br w:type="textWrapping"/>
+        <w:t xml:space="preserve">Disponible en: </w:t>
+      </w:r>
+      <w:hyperlink r:id="rId10">
+        <w:r>
+          <w:rPr>
+            <w:rFonts w:ascii="Arial" w:cs="Arial" w:eastAsia="Arial" w:hAnsi="Arial"/>
+            <w:color w:val="0563c1"/>
+            <w:u w:val="single"/>
+            <w:rtl w:val="0"/>
+          </w:rPr>
+          <w:t xml:space="preserve">https://docs.flutter.dev</w:t>
+        </w:r>
+      </w:hyperlink>
+      <w:r>
+        <w:rPr>
+          <w:rtl w:val="0"/>
+        </w:rPr>
+      </w:r>
+    </w:p>
+    <w:p>
+      <w:pPr>
+        <w:numPr>
+          <w:ilvl w:val="0"/>
+          <w:numId w:val="3"/>
+        </w:numPr>
+        <w:spacing w:after="120" w:line="240" w:lineRule="auto"/>
+        <w:ind w:left="720" w:hanging="360"/>
+        <w:rPr>
+          <w:rFonts w:ascii="Arial" w:cs="Arial" w:eastAsia="Arial" w:hAnsi="Arial"/>
+        </w:rPr>
+      </w:pPr>
+      <w:r>
+        <w:rPr>
+          <w:rFonts w:ascii="Arial" w:cs="Arial" w:eastAsia="Arial" w:hAnsi="Arial"/>
+          <w:b w:val="1"/>
+          <w:bCs w:val="1"/>
+          <w:rtl w:val="0"/>
+        </w:rPr>
+        <w:t xml:space="preserve">OpenJS Foundation. (2023). </w:t>
+      </w:r>
+      <w:r>
+        <w:rPr>
+          <w:rFonts w:ascii="Arial" w:cs="Arial" w:eastAsia="Arial" w:hAnsi="Arial"/>
+          <w:i w:val="1"/>
+          <w:iCs w:val="1"/>
+          <w:rtl w:val="0"/>
+        </w:rPr>
+        <w:t xml:space="preserve">Node.js Documentation</w:t>
+      </w:r>
+      <w:r>
+        <w:rPr>
+          <w:rFonts w:ascii="Arial" w:cs="Arial" w:eastAsia="Arial" w:hAnsi="Arial"/>
+          <w:b w:val="1"/>
+          <w:bCs w:val="1"/>
+          <w:rtl w:val="0"/>
+        </w:rPr>
+        <w:t xml:space="preserve">.</w:t>
+      </w:r>
+      <w:r>
+        <w:rPr>
+          <w:rFonts w:ascii="Arial" w:cs="Arial" w:eastAsia="Arial" w:hAnsi="Arial"/>
+          <w:rtl w:val="0"/>
+        </w:rPr>
+        <w:br w:type="textWrapping"/>
+        <w:t xml:space="preserve">Disponible en: </w:t>
+      </w:r>
+      <w:hyperlink r:id="rId11">
+        <w:r>
+          <w:rPr>
+            <w:rFonts w:ascii="Arial" w:cs="Arial" w:eastAsia="Arial" w:hAnsi="Arial"/>
+            <w:color w:val="0563c1"/>
+            <w:u w:val="single"/>
+            <w:rtl w:val="0"/>
+          </w:rPr>
+          <w:t xml:space="preserve">https://nodejs.org/en/docs</w:t>
+        </w:r>
+      </w:hyperlink>
+      <w:r>
+        <w:rPr>
+          <w:rtl w:val="0"/>
+        </w:rPr>
       </w:r>
     </w:p>
     <w:sectPr>
-      <w:headerReference r:id="rId7" w:type="default"/>
-      <w:headerReference r:id="rId8" w:type="first"/>
-      <w:footerReference r:id="rId9" w:type="first"/>
+      <w:headerReference r:id="rId12" w:type="default"/>
+      <w:headerReference r:id="rId13" w:type="first"/>
+      <w:footerReference r:id="rId14" w:type="first"/>
       <w:pgSz w:h="15840" w:w="12240" w:orient="portrait"/>
       <w:pgMar w:bottom="1417" w:top="1417" w:left="1701" w:right="1701" w:header="708" w:footer="708"/>
       <w:pgNumType w:start="1"/>
@@ -10932,11 +11240,124 @@
       </w:rPr>
     </w:lvl>
   </w:abstractNum>
+  <w:abstractNum w:abstractNumId="3">
+    <w:lvl w:ilvl="0">
+      <w:start w:val="1"/>
+      <w:numFmt w:val="bullet"/>
+      <w:lvlText w:val="●"/>
+      <w:lvlJc w:val="left"/>
+      <w:pPr>
+        <w:ind w:left="720" w:hanging="360"/>
+      </w:pPr>
+      <w:rPr>
+        <w:u w:val="none"/>
+      </w:rPr>
+    </w:lvl>
+    <w:lvl w:ilvl="1">
+      <w:start w:val="1"/>
+      <w:numFmt w:val="bullet"/>
+      <w:lvlText w:val="o"/>
+      <w:lvlJc w:val="left"/>
+      <w:pPr>
+        <w:ind w:left="1440" w:hanging="360"/>
+      </w:pPr>
+      <w:rPr>
+        <w:u w:val="none"/>
+      </w:rPr>
+    </w:lvl>
+    <w:lvl w:ilvl="2">
+      <w:start w:val="1"/>
+      <w:numFmt w:val="bullet"/>
+      <w:lvlText w:val="▪"/>
+      <w:lvlJc w:val="left"/>
+      <w:pPr>
+        <w:ind w:left="2160" w:hanging="360"/>
+      </w:pPr>
+      <w:rPr>
+        <w:u w:val="none"/>
+      </w:rPr>
+    </w:lvl>
+    <w:lvl w:ilvl="3">
+      <w:start w:val="1"/>
+      <w:numFmt w:val="bullet"/>
+      <w:lvlText w:val="▪"/>
+      <w:lvlJc w:val="left"/>
+      <w:pPr>
+        <w:ind w:left="2880" w:hanging="360"/>
+      </w:pPr>
+      <w:rPr>
+        <w:u w:val="none"/>
+      </w:rPr>
+    </w:lvl>
+    <w:lvl w:ilvl="4">
+      <w:start w:val="1"/>
+      <w:numFmt w:val="bullet"/>
+      <w:lvlText w:val="▪"/>
+      <w:lvlJc w:val="left"/>
+      <w:pPr>
+        <w:ind w:left="3600" w:hanging="360"/>
+      </w:pPr>
+      <w:rPr>
+        <w:u w:val="none"/>
+      </w:rPr>
+    </w:lvl>
+    <w:lvl w:ilvl="5">
+      <w:start w:val="1"/>
+      <w:numFmt w:val="bullet"/>
+      <w:lvlText w:val="▪"/>
+      <w:lvlJc w:val="left"/>
+      <w:pPr>
+        <w:ind w:left="4320" w:hanging="360"/>
+      </w:pPr>
+      <w:rPr>
+        <w:u w:val="none"/>
+      </w:rPr>
+    </w:lvl>
+    <w:lvl w:ilvl="6">
+      <w:start w:val="1"/>
+      <w:numFmt w:val="bullet"/>
+      <w:lvlText w:val="▪"/>
+      <w:lvlJc w:val="left"/>
+      <w:pPr>
+        <w:ind w:left="5040" w:hanging="360"/>
+      </w:pPr>
+      <w:rPr>
+        <w:u w:val="none"/>
+      </w:rPr>
+    </w:lvl>
+    <w:lvl w:ilvl="7">
+      <w:start w:val="1"/>
+      <w:numFmt w:val="bullet"/>
+      <w:lvlText w:val="▪"/>
+      <w:lvlJc w:val="left"/>
+      <w:pPr>
+        <w:ind w:left="5760" w:hanging="360"/>
+      </w:pPr>
+      <w:rPr>
+        <w:u w:val="none"/>
+      </w:rPr>
+    </w:lvl>
+    <w:lvl w:ilvl="8">
+      <w:start w:val="1"/>
+      <w:numFmt w:val="bullet"/>
+      <w:lvlText w:val="▪"/>
+      <w:lvlJc w:val="left"/>
+      <w:pPr>
+        <w:ind w:left="6480" w:hanging="360"/>
+      </w:pPr>
+      <w:rPr>
+        <w:u w:val="none"/>
+      </w:rPr>
+    </w:lvl>
+  </w:abstractNum>
   <w:num w:numId="1">
     <w:abstractNumId w:val="1"/>
   </w:num>
   <w:num w:numId="2">
     <w:abstractNumId w:val="2"/>
+  </w:num>
+  <w:num w:numId="3">
+    <w:abstractNumId w:val="3"/>
   </w:num>
 </w:numbering>
 </file>
@@ -11975,7 +12396,7 @@
 
 <file path=customXML/item1.xml><?xml version="1.0" encoding="utf-8"?>
 <go:gDocsCustomXmlDataStorage xmlns:go="http://customooxmlschemas.google.com/" xmlns:r="http://schemas.openxmlformats.org/officeDocument/2006/relationships" uri="GoogleDocsCustomDataVersion2">
-  <go:docsCustomData xmlns:go="http://customooxmlschemas.google.com/" roundtripDataSignature="AMtx7mgTx0b7GCwtbxNC6w3ObpFUPEMGpQ==">CgMxLjAyDmgudW92cW9xYXFyejdvMg5oLm51eWV4c2s5dDUzajINaC43Njh6am0xMzI1cjIOaC5janprMnBjeXhkcm8yDmguZGNtb2Y2eGFmamgxMg5oLmxuNzI0YjM3am0yNDIOaC5qNDlicmhudW9waHIyDmguaDg5ZGZkZ3g2dG9vMg5oLmI5Z2g2NGdoOXBqNTIOaC5nc2V0ZDg3NWN1d2YyDmguYXRuYm53a3gyanQ0Mg5oLmg4YTgzdzczZzhwbjIOaC4xY2R4d3pkOWdzbm4yDmguZjVvMHhiOGF0N3drMg5oLjZ3YTJ5cW14aTF3cDIOaC5qOXg2dGhna3dpd3cyDmguYXk1NW0wMWVidDc0Mg5oLjkzdjZkaWRzZXkxYTIOaC4xY3dmdzVsOG5uMGM4AHIhMTgwVnNGaEVFMEtWWFBSUld5REZfTkpvRXp6eUFjR3VM</go:docsCustomData>
+  <go:docsCustomData xmlns:go="http://customooxmlschemas.google.com/" roundtripDataSignature="AMtx7mht6aapPvB6nhJUNk7HWBbspPWiAw==">CgMxLjAyDmgudW92cW9xYXFyejdvMg5oLm51eWV4c2s5dDUzajINaC43Njh6am0xMzI1cjIOaC5janprMnBjeXhkcm8yDmguZGNtb2Y2eGFmamgxMg5oLmxuNzI0YjM3am0yNDIOaC5qNDlicmhudW9waHIyDmguaDg5ZGZkZ3g2dG9vMg5oLmI5Z2g2NGdoOXBqNTIOaC5nc2V0ZDg3NWN1d2YyDmguYXRuYm53a3gyanQ0Mg5oLmg4YTgzdzczZzhwbjIOaC4xY2R4d3pkOWdzbm4yDmguZjVvMHhiOGF0N3drMg5oLjZ3YTJ5cW14aTF3cDIOaC5qOXg2dGhna3dpd3cyDmguYXk1NW0wMWVidDc0Mg5oLjkzdjZkaWRzZXkxYTIOaC4xY3dmdzVsOG5uMGMyDWguYmxoY2FldWR2OGQ4AHIhMTgwVnNGaEVFMEtWWFBSUld5REZfTkpvRXp6eUFjR3VM</go:docsCustomData>
 </go:gDocsCustomXmlDataStorage>
 </file>
 
